--- a/Practical_1/Practical_01.docx
+++ b/Practical_1/Practical_01.docx
@@ -1,6 +1,6 @@
 
 <file path=word/document.xml><?xml version="1.0" encoding="utf-8"?>
-<w:document xmlns:wpc="http://schemas.microsoft.com/office/word/2010/wordprocessingCanvas" xmlns:cx="http://schemas.microsoft.com/office/drawing/2014/chartex" xmlns:cx1="http://schemas.microsoft.com/office/drawing/2015/9/8/chartex" xmlns:cx2="http://schemas.microsoft.com/office/drawing/2015/10/21/chartex" xmlns:cx3="http://schemas.microsoft.com/office/drawing/2016/5/9/chartex" xmlns:cx4="http://schemas.microsoft.com/office/drawing/2016/5/10/chartex" xmlns:cx5="http://schemas.microsoft.com/office/drawing/2016/5/11/chartex" xmlns:cx6="http://schemas.microsoft.com/office/drawing/2016/5/12/chartex" xmlns:cx7="http://schemas.microsoft.com/office/drawing/2016/5/13/chartex" xmlns:cx8="http://schemas.microsoft.com/office/drawing/2016/5/14/chartex" xmlns:mc="http://schemas.openxmlformats.org/markup-compatibility/2006" xmlns:aink="http://schemas.microsoft.com/office/drawing/2016/ink" xmlns:am3d="http://schemas.microsoft.com/office/drawing/2017/model3d" xmlns:o="urn:schemas-microsoft-com:office:office" xmlns:oel="http://schemas.microsoft.com/office/2019/extlst" xmlns:r="http://schemas.openxmlformats.org/officeDocument/2006/relationships" xmlns:m="http://schemas.openxmlformats.org/officeDocument/2006/math" xmlns:v="urn:schemas-microsoft-com:vml" xmlns:wp14="http://schemas.microsoft.com/office/word/2010/wordprocessingDrawing" xmlns:wp="http://schemas.openxmlformats.org/drawingml/2006/wordprocessingDrawing" xmlns:w10="urn:schemas-microsoft-com:office:word" xmlns:w="http://schemas.openxmlformats.org/wordprocessingml/2006/main" xmlns:w14="http://schemas.microsoft.com/office/word/2010/wordml" xmlns:w15="http://schemas.microsoft.com/office/word/2012/wordml" xmlns:w16cex="http://schemas.microsoft.com/office/word/2018/wordml/cex" xmlns:w16cid="http://schemas.microsoft.com/office/word/2016/wordml/cid" xmlns:w16="http://schemas.microsoft.com/office/word/2018/wordml" xmlns:w16du="http://schemas.microsoft.com/office/word/2023/wordml/word16du" xmlns:w16sdtdh="http://schemas.microsoft.com/office/word/2020/wordml/sdtdatahash" xmlns:w16sdtfl="http://schemas.microsoft.com/office/word/2024/wordml/sdtformatlock" xmlns:w16se="http://schemas.microsoft.com/office/word/2015/wordml/symex" xmlns:wpg="http://schemas.microsoft.com/office/word/2010/wordprocessingGroup" xmlns:wpi="http://schemas.microsoft.com/office/word/2010/wordprocessingInk" xmlns:wne="http://schemas.microsoft.com/office/word/2006/wordml" xmlns:wps="http://schemas.microsoft.com/office/word/2010/wordprocessingShape" xmlns:a="http://schemas.openxmlformats.org/drawingml/2006/main" xmlns:pic="http://schemas.openxmlformats.org/drawingml/2006/picture" xmlns:a14="http://schemas.microsoft.com/office/drawing/2010/main" mc:Ignorable="w14 w15 w16se w16cid w16 w16cex w16sdtdh w16sdtfl w16du wp14">
+<w:document xmlns:wpc="http://schemas.microsoft.com/office/word/2010/wordprocessingCanvas" xmlns:cx="http://schemas.microsoft.com/office/drawing/2014/chartex" xmlns:cx1="http://schemas.microsoft.com/office/drawing/2015/9/8/chartex" xmlns:cx2="http://schemas.microsoft.com/office/drawing/2015/10/21/chartex" xmlns:cx3="http://schemas.microsoft.com/office/drawing/2016/5/9/chartex" xmlns:cx4="http://schemas.microsoft.com/office/drawing/2016/5/10/chartex" xmlns:cx5="http://schemas.microsoft.com/office/drawing/2016/5/11/chartex" xmlns:cx6="http://schemas.microsoft.com/office/drawing/2016/5/12/chartex" xmlns:cx7="http://schemas.microsoft.com/office/drawing/2016/5/13/chartex" xmlns:cx8="http://schemas.microsoft.com/office/drawing/2016/5/14/chartex" xmlns:mc="http://schemas.openxmlformats.org/markup-compatibility/2006" xmlns:aink="http://schemas.microsoft.com/office/drawing/2016/ink" xmlns:am3d="http://schemas.microsoft.com/office/drawing/2017/model3d" xmlns:o="urn:schemas-microsoft-com:office:office" xmlns:oel="http://schemas.microsoft.com/office/2019/extlst" xmlns:r="http://schemas.openxmlformats.org/officeDocument/2006/relationships" xmlns:m="http://schemas.openxmlformats.org/officeDocument/2006/math" xmlns:v="urn:schemas-microsoft-com:vml" xmlns:wp14="http://schemas.microsoft.com/office/word/2010/wordprocessingDrawing" xmlns:wp="http://schemas.openxmlformats.org/drawingml/2006/wordprocessingDrawing" xmlns:w10="urn:schemas-microsoft-com:office:word" xmlns:w="http://schemas.openxmlformats.org/wordprocessingml/2006/main" xmlns:w14="http://schemas.microsoft.com/office/word/2010/wordml" xmlns:w15="http://schemas.microsoft.com/office/word/2012/wordml" xmlns:w16cex="http://schemas.microsoft.com/office/word/2018/wordml/cex" xmlns:w16cid="http://schemas.microsoft.com/office/word/2016/wordml/cid" xmlns:w16="http://schemas.microsoft.com/office/word/2018/wordml" xmlns:w16du="http://schemas.microsoft.com/office/word/2023/wordml/word16du" xmlns:w16sdtdh="http://schemas.microsoft.com/office/word/2020/wordml/sdtdatahash" xmlns:w16sdtfl="http://schemas.microsoft.com/office/word/2024/wordml/sdtformatlock" xmlns:w16se="http://schemas.microsoft.com/office/word/2015/wordml/symex" xmlns:wpg="http://schemas.microsoft.com/office/word/2010/wordprocessingGroup" xmlns:wpi="http://schemas.microsoft.com/office/word/2010/wordprocessingInk" xmlns:wne="http://schemas.microsoft.com/office/word/2006/wordml" xmlns:wps="http://schemas.microsoft.com/office/word/2010/wordprocessingShape" mc:Ignorable="w14 w15 w16se w16cid w16 w16cex w16sdtdh w16sdtfl w16du wp14">
   <w:body>
     <w:p>
       <w:pPr>
@@ -14,7 +14,7 @@
           <w:szCs w:val="46"/>
         </w:rPr>
       </w:pPr>
-      <w:bookmarkStart w:name="_8m4k3lh3dgar" w:colFirst="0" w:colLast="0" w:id="0"/>
+      <w:bookmarkStart w:id="0" w:name="_8m4k3lh3dgar" w:colFirst="0" w:colLast="0"/>
       <w:bookmarkEnd w:id="0"/>
       <w:r>
         <w:rPr>
@@ -51,35 +51,30 @@
     </w:p>
     <w:p>
       <w:pPr>
-        <w:pStyle w:val="Normal"/>
-        <w:suppressLineNumbers w:val="0"/>
-        <w:bidi w:val="0"/>
-        <w:spacing w:before="240" w:beforeAutospacing="off" w:after="240" w:afterAutospacing="off" w:line="276" w:lineRule="auto"/>
-        <w:ind w:left="0" w:right="0"/>
-        <w:jc w:val="left"/>
-        <w:rPr>
-          <w:b w:val="1"/>
-          <w:bCs w:val="1"/>
-        </w:rPr>
-      </w:pPr>
-      <w:r>
-        <w:rPr>
-          <w:b w:val="1"/>
-          <w:bCs w:val="1"/>
+        <w:spacing w:before="240" w:after="240"/>
+        <w:rPr>
+          <w:b/>
+          <w:bCs/>
+        </w:rPr>
+      </w:pPr>
+      <w:r>
+        <w:rPr>
+          <w:b/>
+          <w:bCs/>
         </w:rPr>
         <w:t>Roll No:</w:t>
       </w:r>
       <w:r>
         <w:rPr>
-          <w:b w:val="1"/>
-          <w:bCs w:val="1"/>
+          <w:b/>
+          <w:bCs/>
         </w:rPr>
         <w:t xml:space="preserve"> 24302A0003</w:t>
       </w:r>
       <w:r>
         <w:rPr>
-          <w:b w:val="1"/>
-          <w:bCs w:val="1"/>
+          <w:b/>
+          <w:bCs/>
         </w:rPr>
         <w:t>.</w:t>
       </w:r>
@@ -88,21 +83,21 @@
       <w:pPr>
         <w:spacing w:before="240" w:after="240"/>
         <w:rPr>
-          <w:b w:val="1"/>
-          <w:bCs w:val="1"/>
-        </w:rPr>
-      </w:pPr>
-      <w:r>
-        <w:rPr>
-          <w:b w:val="1"/>
-          <w:bCs w:val="1"/>
+          <w:b/>
+          <w:bCs/>
+        </w:rPr>
+      </w:pPr>
+      <w:r>
+        <w:rPr>
+          <w:b/>
+          <w:bCs/>
         </w:rPr>
         <w:t>Division:</w:t>
       </w:r>
       <w:r>
         <w:rPr>
-          <w:b w:val="1"/>
-          <w:bCs w:val="1"/>
+          <w:b/>
+          <w:bCs/>
         </w:rPr>
         <w:t xml:space="preserve"> A</w:t>
       </w:r>
@@ -111,21 +106,21 @@
       <w:pPr>
         <w:spacing w:before="240" w:after="240"/>
         <w:rPr>
-          <w:b w:val="1"/>
-          <w:bCs w:val="1"/>
-        </w:rPr>
-      </w:pPr>
-      <w:r>
-        <w:rPr>
-          <w:b w:val="1"/>
-          <w:bCs w:val="1"/>
+          <w:b/>
+          <w:bCs/>
+        </w:rPr>
+      </w:pPr>
+      <w:r>
+        <w:rPr>
+          <w:b/>
+          <w:bCs/>
         </w:rPr>
         <w:t xml:space="preserve">Batch: </w:t>
       </w:r>
       <w:r>
         <w:rPr>
-          <w:b w:val="1"/>
-          <w:bCs w:val="1"/>
+          <w:b/>
+          <w:bCs/>
         </w:rPr>
         <w:t>1</w:t>
       </w:r>
@@ -148,8 +143,6 @@
       </w:r>
       <w:r>
         <w:br/>
-      </w:r>
-      <w:r>
         <w:t xml:space="preserve"> </w:t>
       </w:r>
       <w:r>
@@ -240,7 +233,7 @@
           <w:szCs w:val="34"/>
         </w:rPr>
       </w:pPr>
-      <w:bookmarkStart w:name="_k2qit95ya5od" w:colFirst="0" w:colLast="0" w:id="1"/>
+      <w:bookmarkStart w:id="1" w:name="_k2qit95ya5od" w:colFirst="0" w:colLast="0"/>
       <w:bookmarkEnd w:id="1"/>
       <w:r>
         <w:rPr>
@@ -293,27 +286,27 @@
       </w:r>
     </w:p>
     <w:p>
-      <w:pPr>
-        <w:pStyle w:val="Normal"/>
-      </w:pPr>
-      <w:r>
+      <w:r>
+        <w:rPr>
+          <w:noProof/>
+        </w:rPr>
         <w:drawing>
-          <wp:inline wp14:editId="42E8DDF0" wp14:anchorId="1E4D57F9">
+          <wp:inline distT="0" distB="0" distL="0" distR="0" wp14:anchorId="1E4D57F9" wp14:editId="42E8DDF0">
             <wp:extent cx="5410200" cy="2646587"/>
             <wp:effectExtent l="0" t="0" r="0" b="0"/>
             <wp:docPr id="698056278" name="drawing"/>
             <wp:cNvGraphicFramePr>
-              <a:graphicFrameLocks noChangeAspect="1"/>
+              <a:graphicFrameLocks xmlns:a="http://schemas.openxmlformats.org/drawingml/2006/main" noChangeAspect="1"/>
             </wp:cNvGraphicFramePr>
-            <a:graphic>
-              <a:graphicData xmlns:a="http://schemas.openxmlformats.org/drawingml/2006/main" uri="http://schemas.openxmlformats.org/drawingml/2006/picture">
+            <a:graphic xmlns:a="http://schemas.openxmlformats.org/drawingml/2006/main">
+              <a:graphicData uri="http://schemas.openxmlformats.org/drawingml/2006/picture">
                 <pic:pic xmlns:pic="http://schemas.openxmlformats.org/drawingml/2006/picture">
                   <pic:nvPicPr>
                     <pic:cNvPr id="698056278" name="Picture 698056278"/>
                     <pic:cNvPicPr/>
                   </pic:nvPicPr>
                   <pic:blipFill>
-                    <a:blip xmlns:r="http://schemas.openxmlformats.org/officeDocument/2006/relationships" r:embed="rId387872724">
+                    <a:blip r:embed="rId8">
                       <a:extLst>
                         <a:ext uri="{28A0092B-C50C-407E-A947-70E740481C1C}">
                           <a14:useLocalDpi xmlns:a14="http://schemas.microsoft.com/office/drawing/2010/main"/>
@@ -325,7 +318,7 @@
                     </a:stretch>
                   </pic:blipFill>
                   <pic:spPr>
-                    <a:xfrm rot="0">
+                    <a:xfrm>
                       <a:off x="0" y="0"/>
                       <a:ext cx="5410200" cy="2646587"/>
                     </a:xfrm>
@@ -340,12 +333,77 @@
         </w:drawing>
       </w:r>
     </w:p>
-    <w:p>
-      <w:pPr>
-        <w:pStyle w:val="Normal"/>
-      </w:pPr>
-    </w:p>
-    <w:p w14:noSpellErr="1">
+    <w:p/>
+    <w:p>
+      <w:r>
+        <w:t>Package pract1;</w:t>
+      </w:r>
+    </w:p>
+    <w:p/>
+    <w:p>
+      <w:r>
+        <w:t>Public class Pract1 {</w:t>
+      </w:r>
+    </w:p>
+    <w:p>
+      <w:r>
+        <w:t xml:space="preserve">    Public static void main(String[] </w:t>
+      </w:r>
+      <w:proofErr w:type="spellStart"/>
+      <w:r>
+        <w:t>args</w:t>
+      </w:r>
+      <w:proofErr w:type="spellEnd"/>
+      <w:r>
+        <w:t>) {</w:t>
+      </w:r>
+    </w:p>
+    <w:p>
+      <w:r>
+        <w:t xml:space="preserve">        Boolean </w:t>
+      </w:r>
+      <w:proofErr w:type="spellStart"/>
+      <w:r>
+        <w:t>asscheck</w:t>
+      </w:r>
+      <w:proofErr w:type="spellEnd"/>
+      <w:r>
+        <w:t>=false;</w:t>
+      </w:r>
+    </w:p>
+    <w:p>
+      <w:r>
+        <w:lastRenderedPageBreak/>
+        <w:t xml:space="preserve">        </w:t>
+      </w:r>
+      <w:proofErr w:type="spellStart"/>
+      <w:r>
+        <w:t>System.out.println</w:t>
+      </w:r>
+      <w:proofErr w:type="spellEnd"/>
+      <w:r>
+        <w:t>(“assignment submitted: “+</w:t>
+      </w:r>
+      <w:proofErr w:type="spellStart"/>
+      <w:r>
+        <w:t>asscheck</w:t>
+      </w:r>
+      <w:proofErr w:type="spellEnd"/>
+      <w:r>
+        <w:t>);</w:t>
+      </w:r>
+    </w:p>
+    <w:p>
+      <w:r>
+        <w:t xml:space="preserve">    }</w:t>
+      </w:r>
+    </w:p>
+    <w:p>
+      <w:r>
+        <w:t>}</w:t>
+      </w:r>
+    </w:p>
+    <w:p>
       <w:pPr>
         <w:rPr>
           <w:lang w:val="en-US"/>
@@ -365,42 +423,35 @@
           <w:lang w:val="en-US"/>
         </w:rPr>
       </w:pPr>
-    </w:p>
-    <w:p>
-      <w:pPr>
+      <w:r>
         <w:rPr>
           <w:lang w:val="en-US"/>
         </w:rPr>
-      </w:pPr>
-      <w:r>
-        <w:rPr>
-          <w:lang w:val="en-US"/>
-        </w:rPr>
         <w:t>OUTPUT:</w:t>
       </w:r>
     </w:p>
     <w:p>
-      <w:pPr>
-        <w:pStyle w:val="Normal"/>
-      </w:pPr>
-      <w:r>
+      <w:r>
+        <w:rPr>
+          <w:noProof/>
+        </w:rPr>
         <w:drawing>
-          <wp:inline wp14:editId="278DE2A3" wp14:anchorId="246C7318">
+          <wp:inline distT="0" distB="0" distL="0" distR="0" wp14:anchorId="246C7318" wp14:editId="278DE2A3">
             <wp:extent cx="3867690" cy="1047896"/>
             <wp:effectExtent l="0" t="0" r="0" b="0"/>
             <wp:docPr id="233034929" name="drawing"/>
             <wp:cNvGraphicFramePr>
-              <a:graphicFrameLocks noChangeAspect="1"/>
+              <a:graphicFrameLocks xmlns:a="http://schemas.openxmlformats.org/drawingml/2006/main" noChangeAspect="1"/>
             </wp:cNvGraphicFramePr>
-            <a:graphic>
-              <a:graphicData xmlns:a="http://schemas.openxmlformats.org/drawingml/2006/main" uri="http://schemas.openxmlformats.org/drawingml/2006/picture">
+            <a:graphic xmlns:a="http://schemas.openxmlformats.org/drawingml/2006/main">
+              <a:graphicData uri="http://schemas.openxmlformats.org/drawingml/2006/picture">
                 <pic:pic xmlns:pic="http://schemas.openxmlformats.org/drawingml/2006/picture">
                   <pic:nvPicPr>
                     <pic:cNvPr id="233034929" name="Picture 233034929"/>
                     <pic:cNvPicPr/>
                   </pic:nvPicPr>
                   <pic:blipFill>
-                    <a:blip xmlns:r="http://schemas.openxmlformats.org/officeDocument/2006/relationships" r:embed="rId1577389697">
+                    <a:blip r:embed="rId9">
                       <a:extLst>
                         <a:ext uri="{28A0092B-C50C-407E-A947-70E740481C1C}">
                           <a14:useLocalDpi xmlns:a14="http://schemas.microsoft.com/office/drawing/2010/main"/>
@@ -444,7 +495,7 @@
           <w:szCs w:val="34"/>
         </w:rPr>
       </w:pPr>
-      <w:bookmarkStart w:name="_mxzgywlsracq" w:colFirst="0" w:colLast="0" w:id="2"/>
+      <w:bookmarkStart w:id="2" w:name="_mxzgywlsracq" w:colFirst="0" w:colLast="0"/>
       <w:bookmarkEnd w:id="2"/>
       <w:r>
         <w:rPr>
@@ -465,39 +516,37 @@
     </w:p>
     <w:p>
       <w:r>
-        <w:rPr/>
         <w:t>The system must display a reminder message 10 times using a for loop so that students do not forget to submit their work.</w:t>
       </w:r>
     </w:p>
     <w:p/>
     <w:p>
       <w:r>
-        <w:rPr/>
         <w:t>CODE:</w:t>
       </w:r>
     </w:p>
     <w:p>
-      <w:pPr>
-        <w:pStyle w:val="Normal"/>
-      </w:pPr>
-      <w:r>
+      <w:r>
+        <w:rPr>
+          <w:noProof/>
+        </w:rPr>
         <w:drawing>
-          <wp:inline wp14:editId="0B98B977" wp14:anchorId="3CCCC40B">
+          <wp:inline distT="0" distB="0" distL="0" distR="0" wp14:anchorId="3CCCC40B" wp14:editId="0B98B977">
             <wp:extent cx="5724525" cy="2352675"/>
             <wp:effectExtent l="0" t="0" r="0" b="0"/>
             <wp:docPr id="1672340666" name="drawing"/>
             <wp:cNvGraphicFramePr>
-              <a:graphicFrameLocks noChangeAspect="1"/>
+              <a:graphicFrameLocks xmlns:a="http://schemas.openxmlformats.org/drawingml/2006/main" noChangeAspect="1"/>
             </wp:cNvGraphicFramePr>
-            <a:graphic>
-              <a:graphicData xmlns:a="http://schemas.openxmlformats.org/drawingml/2006/main" uri="http://schemas.openxmlformats.org/drawingml/2006/picture">
+            <a:graphic xmlns:a="http://schemas.openxmlformats.org/drawingml/2006/main">
+              <a:graphicData uri="http://schemas.openxmlformats.org/drawingml/2006/picture">
                 <pic:pic xmlns:pic="http://schemas.openxmlformats.org/drawingml/2006/picture">
                   <pic:nvPicPr>
                     <pic:cNvPr id="1672340666" name="Picture 1672340666"/>
                     <pic:cNvPicPr/>
                   </pic:nvPicPr>
                   <pic:blipFill>
-                    <a:blip xmlns:r="http://schemas.openxmlformats.org/officeDocument/2006/relationships" r:embed="rId786478169">
+                    <a:blip r:embed="rId10">
                       <a:extLst>
                         <a:ext uri="{28A0092B-C50C-407E-A947-70E740481C1C}">
                           <a14:useLocalDpi xmlns:a14="http://schemas.microsoft.com/office/drawing/2010/main"/>
@@ -527,32 +576,110 @@
     <w:p/>
     <w:p>
       <w:r>
-        <w:rPr/>
+        <w:t>Package pract1;</w:t>
+      </w:r>
+    </w:p>
+    <w:p/>
+    <w:p>
+      <w:r>
+        <w:t>Public class Reminder {</w:t>
+      </w:r>
+    </w:p>
+    <w:p>
+      <w:r>
+        <w:t xml:space="preserve">    Public static void main(String[] </w:t>
+      </w:r>
+      <w:proofErr w:type="spellStart"/>
+      <w:r>
+        <w:t>args</w:t>
+      </w:r>
+      <w:proofErr w:type="spellEnd"/>
+      <w:r>
+        <w:t>) {</w:t>
+      </w:r>
+    </w:p>
+    <w:p>
+      <w:r>
+        <w:t xml:space="preserve">        For(</w:t>
+      </w:r>
+      <w:proofErr w:type="spellStart"/>
+      <w:r>
+        <w:t>int</w:t>
+      </w:r>
+      <w:proofErr w:type="spellEnd"/>
+      <w:r>
+        <w:t xml:space="preserve"> </w:t>
+      </w:r>
+      <w:proofErr w:type="spellStart"/>
+      <w:r>
+        <w:t>i</w:t>
+      </w:r>
+      <w:proofErr w:type="spellEnd"/>
+      <w:r>
+        <w:t>=1;i&lt;=10;i++){</w:t>
+      </w:r>
+    </w:p>
+    <w:p>
+      <w:r>
+        <w:t xml:space="preserve">            </w:t>
+      </w:r>
+      <w:proofErr w:type="spellStart"/>
+      <w:r>
+        <w:t>System.out.println</w:t>
+      </w:r>
+      <w:proofErr w:type="spellEnd"/>
+      <w:r>
+        <w:t>(“Core java assignment is due tomorrow”);</w:t>
+      </w:r>
+    </w:p>
+    <w:p>
+      <w:r>
+        <w:t xml:space="preserve">        }</w:t>
+      </w:r>
+    </w:p>
+    <w:p>
+      <w:r>
+        <w:t xml:space="preserve">    }</w:t>
+      </w:r>
+    </w:p>
+    <w:p>
+      <w:r>
+        <w:t>}</w:t>
+      </w:r>
+    </w:p>
+    <w:p/>
+    <w:p/>
+    <w:p/>
+    <w:p/>
+    <w:p/>
+    <w:p>
+      <w:r>
+        <w:lastRenderedPageBreak/>
         <w:t>OUTPUT:</w:t>
       </w:r>
     </w:p>
     <w:p>
-      <w:pPr>
-        <w:pStyle w:val="Normal"/>
-      </w:pPr>
-      <w:r>
+      <w:r>
+        <w:rPr>
+          <w:noProof/>
+        </w:rPr>
         <w:drawing>
-          <wp:inline wp14:editId="3CB799F1" wp14:anchorId="55D88E77">
+          <wp:inline distT="0" distB="0" distL="0" distR="0" wp14:anchorId="55D88E77" wp14:editId="3CB799F1">
             <wp:extent cx="4048690" cy="2429214"/>
             <wp:effectExtent l="0" t="0" r="0" b="0"/>
             <wp:docPr id="179196516" name="drawing"/>
             <wp:cNvGraphicFramePr>
-              <a:graphicFrameLocks noChangeAspect="1"/>
+              <a:graphicFrameLocks xmlns:a="http://schemas.openxmlformats.org/drawingml/2006/main" noChangeAspect="1"/>
             </wp:cNvGraphicFramePr>
-            <a:graphic>
-              <a:graphicData xmlns:a="http://schemas.openxmlformats.org/drawingml/2006/main" uri="http://schemas.openxmlformats.org/drawingml/2006/picture">
+            <a:graphic xmlns:a="http://schemas.openxmlformats.org/drawingml/2006/main">
+              <a:graphicData uri="http://schemas.openxmlformats.org/drawingml/2006/picture">
                 <pic:pic xmlns:pic="http://schemas.openxmlformats.org/drawingml/2006/picture">
                   <pic:nvPicPr>
                     <pic:cNvPr id="179196516" name="Picture 179196516"/>
                     <pic:cNvPicPr/>
                   </pic:nvPicPr>
                   <pic:blipFill>
-                    <a:blip xmlns:r="http://schemas.openxmlformats.org/officeDocument/2006/relationships" r:embed="rId284288321">
+                    <a:blip r:embed="rId11">
                       <a:extLst>
                         <a:ext uri="{28A0092B-C50C-407E-A947-70E740481C1C}">
                           <a14:useLocalDpi xmlns:a14="http://schemas.microsoft.com/office/drawing/2010/main"/>
@@ -579,16 +706,8 @@
         </w:drawing>
       </w:r>
     </w:p>
-    <w:p>
-      <w:pPr>
-        <w:pStyle w:val="Normal"/>
-      </w:pPr>
-    </w:p>
-    <w:p>
-      <w:pPr>
-        <w:pStyle w:val="Normal"/>
-      </w:pPr>
-    </w:p>
+    <w:p/>
+    <w:p/>
     <w:p>
       <w:pPr>
         <w:pStyle w:val="Heading2"/>
@@ -601,7 +720,7 @@
           <w:szCs w:val="34"/>
         </w:rPr>
       </w:pPr>
-      <w:bookmarkStart w:name="_rp4p3smbc3md" w:colFirst="0" w:colLast="0" w:id="3"/>
+      <w:bookmarkStart w:id="3" w:name="_rp4p3smbc3md" w:colFirst="0" w:colLast="0"/>
       <w:bookmarkEnd w:id="3"/>
       <w:r>
         <w:rPr>
@@ -628,7 +747,6 @@
         <w:t>Teachers will input three integers a, b, and c, and the system must evaluate the arithmetic expression:</w:t>
       </w:r>
       <w:r>
-        <w:rPr/>
         <w:t> </w:t>
       </w:r>
       <w:r>
@@ -641,7 +759,6 @@
         <w:t>a + b * c % d</w:t>
       </w:r>
       <w:r>
-        <w:rPr/>
         <w:t> </w:t>
       </w:r>
       <w:r>
@@ -662,35 +779,34 @@
       </w:pPr>
     </w:p>
     <w:p>
-      <w:bookmarkStart w:name="_rsv36n96jp1" w:id="4"/>
+      <w:bookmarkStart w:id="4" w:name="_rsv36n96jp1"/>
       <w:bookmarkEnd w:id="4"/>
       <w:r>
-        <w:rPr/>
         <w:t>CODE:</w:t>
       </w:r>
     </w:p>
     <w:p>
-      <w:pPr>
-        <w:pStyle w:val="Normal"/>
-      </w:pPr>
-      <w:r>
+      <w:r>
+        <w:rPr>
+          <w:noProof/>
+        </w:rPr>
         <w:drawing>
-          <wp:inline wp14:editId="3BEAA47E" wp14:anchorId="2DD6AFEF">
+          <wp:inline distT="0" distB="0" distL="0" distR="0" wp14:anchorId="2DD6AFEF" wp14:editId="3BEAA47E">
             <wp:extent cx="5239481" cy="3819519"/>
             <wp:effectExtent l="0" t="0" r="0" b="0"/>
             <wp:docPr id="1123188074" name="drawing"/>
             <wp:cNvGraphicFramePr>
-              <a:graphicFrameLocks noChangeAspect="1"/>
+              <a:graphicFrameLocks xmlns:a="http://schemas.openxmlformats.org/drawingml/2006/main" noChangeAspect="1"/>
             </wp:cNvGraphicFramePr>
-            <a:graphic>
-              <a:graphicData xmlns:a="http://schemas.openxmlformats.org/drawingml/2006/main" uri="http://schemas.openxmlformats.org/drawingml/2006/picture">
+            <a:graphic xmlns:a="http://schemas.openxmlformats.org/drawingml/2006/main">
+              <a:graphicData uri="http://schemas.openxmlformats.org/drawingml/2006/picture">
                 <pic:pic xmlns:pic="http://schemas.openxmlformats.org/drawingml/2006/picture">
                   <pic:nvPicPr>
                     <pic:cNvPr id="1123188074" name="Picture 1123188074"/>
                     <pic:cNvPicPr/>
                   </pic:nvPicPr>
                   <pic:blipFill>
-                    <a:blip xmlns:r="http://schemas.openxmlformats.org/officeDocument/2006/relationships" r:embed="rId685098137">
+                    <a:blip r:embed="rId12">
                       <a:extLst>
                         <a:ext uri="{28A0092B-C50C-407E-A947-70E740481C1C}">
                           <a14:useLocalDpi xmlns:a14="http://schemas.microsoft.com/office/drawing/2010/main"/>
@@ -702,7 +818,7 @@
                     </a:stretch>
                   </pic:blipFill>
                   <pic:spPr>
-                    <a:xfrm rot="0">
+                    <a:xfrm>
                       <a:off x="0" y="0"/>
                       <a:ext cx="5239481" cy="3819519"/>
                     </a:xfrm>
@@ -720,32 +836,222 @@
     <w:p/>
     <w:p>
       <w:r>
-        <w:rPr/>
+        <w:lastRenderedPageBreak/>
+        <w:t>Package pract1;</w:t>
+      </w:r>
+    </w:p>
+    <w:p>
+      <w:r>
+        <w:t xml:space="preserve">Import </w:t>
+      </w:r>
+      <w:proofErr w:type="spellStart"/>
+      <w:r>
+        <w:t>java.util.Scanner</w:t>
+      </w:r>
+      <w:proofErr w:type="spellEnd"/>
+      <w:r>
+        <w:t>;</w:t>
+      </w:r>
+    </w:p>
+    <w:p/>
+    <w:p>
+      <w:r>
+        <w:t>Public class Arithmetic {</w:t>
+      </w:r>
+    </w:p>
+    <w:p/>
+    <w:p>
+      <w:r>
+        <w:t xml:space="preserve">    Public static void main(String[] </w:t>
+      </w:r>
+      <w:proofErr w:type="spellStart"/>
+      <w:r>
+        <w:t>args</w:t>
+      </w:r>
+      <w:proofErr w:type="spellEnd"/>
+      <w:r>
+        <w:t>) {</w:t>
+      </w:r>
+    </w:p>
+    <w:p>
+      <w:r>
+        <w:t xml:space="preserve">        </w:t>
+      </w:r>
+      <w:proofErr w:type="spellStart"/>
+      <w:r>
+        <w:t>Int</w:t>
+      </w:r>
+      <w:proofErr w:type="spellEnd"/>
+      <w:r>
+        <w:t xml:space="preserve"> </w:t>
+      </w:r>
+      <w:proofErr w:type="spellStart"/>
+      <w:r>
+        <w:t>a,b,c,d</w:t>
+      </w:r>
+      <w:proofErr w:type="spellEnd"/>
+      <w:r>
+        <w:t>, z;</w:t>
+      </w:r>
+    </w:p>
+    <w:p>
+      <w:r>
+        <w:t xml:space="preserve">        Scanner </w:t>
+      </w:r>
+      <w:proofErr w:type="spellStart"/>
+      <w:r>
+        <w:t>sc</w:t>
+      </w:r>
+      <w:proofErr w:type="spellEnd"/>
+      <w:r>
+        <w:t>=new Scanner(</w:t>
+      </w:r>
+      <w:proofErr w:type="spellStart"/>
+      <w:r>
+        <w:t>System.in</w:t>
+      </w:r>
+      <w:proofErr w:type="spellEnd"/>
+      <w:r>
+        <w:t>);</w:t>
+      </w:r>
+    </w:p>
+    <w:p>
+      <w:r>
+        <w:t xml:space="preserve">        </w:t>
+      </w:r>
+      <w:proofErr w:type="spellStart"/>
+      <w:r>
+        <w:t>System.out.println</w:t>
+      </w:r>
+      <w:proofErr w:type="spellEnd"/>
+      <w:r>
+        <w:t>(“Enter 4 integers”);</w:t>
+      </w:r>
+    </w:p>
+    <w:p>
+      <w:r>
+        <w:t xml:space="preserve">        A=</w:t>
+      </w:r>
+      <w:proofErr w:type="spellStart"/>
+      <w:r>
+        <w:t>sc.nextInt</w:t>
+      </w:r>
+      <w:proofErr w:type="spellEnd"/>
+      <w:r>
+        <w:t>();</w:t>
+      </w:r>
+    </w:p>
+    <w:p>
+      <w:r>
+        <w:t xml:space="preserve">        B=</w:t>
+      </w:r>
+      <w:proofErr w:type="spellStart"/>
+      <w:r>
+        <w:t>sc.nextInt</w:t>
+      </w:r>
+      <w:proofErr w:type="spellEnd"/>
+      <w:r>
+        <w:t>();</w:t>
+      </w:r>
+    </w:p>
+    <w:p>
+      <w:r>
+        <w:t xml:space="preserve">        C=</w:t>
+      </w:r>
+      <w:proofErr w:type="spellStart"/>
+      <w:r>
+        <w:t>sc.nextInt</w:t>
+      </w:r>
+      <w:proofErr w:type="spellEnd"/>
+      <w:r>
+        <w:t>();</w:t>
+      </w:r>
+    </w:p>
+    <w:p>
+      <w:r>
+        <w:t xml:space="preserve">        D=</w:t>
+      </w:r>
+      <w:proofErr w:type="spellStart"/>
+      <w:r>
+        <w:t>sc.nextInt</w:t>
+      </w:r>
+      <w:proofErr w:type="spellEnd"/>
+      <w:r>
+        <w:t>();</w:t>
+      </w:r>
+    </w:p>
+    <w:p>
+      <w:r>
+        <w:t xml:space="preserve">        Z=</w:t>
+      </w:r>
+      <w:proofErr w:type="spellStart"/>
+      <w:r>
+        <w:t>a+b</w:t>
+      </w:r>
+      <w:proofErr w:type="spellEnd"/>
+      <w:r>
+        <w:t>*</w:t>
+      </w:r>
+      <w:proofErr w:type="spellStart"/>
+      <w:r>
+        <w:t>c%d</w:t>
+      </w:r>
+      <w:proofErr w:type="spellEnd"/>
+      <w:r>
+        <w:t>;</w:t>
+      </w:r>
+    </w:p>
+    <w:p>
+      <w:r>
+        <w:t xml:space="preserve">        </w:t>
+      </w:r>
+      <w:proofErr w:type="spellStart"/>
+      <w:r>
+        <w:t>System.out.println</w:t>
+      </w:r>
+      <w:proofErr w:type="spellEnd"/>
+      <w:r>
+        <w:t>(“Answer is: “+z);</w:t>
+      </w:r>
+    </w:p>
+    <w:p>
+      <w:r>
+        <w:t xml:space="preserve">    }</w:t>
+      </w:r>
+    </w:p>
+    <w:p>
+      <w:r>
+        <w:t>}</w:t>
+      </w:r>
+    </w:p>
+    <w:p/>
+    <w:p>
+      <w:r>
         <w:t>OUTPUT:</w:t>
       </w:r>
     </w:p>
     <w:p>
-      <w:pPr>
-        <w:pStyle w:val="Normal"/>
-      </w:pPr>
-      <w:r>
+      <w:r>
+        <w:rPr>
+          <w:noProof/>
+        </w:rPr>
         <w:drawing>
-          <wp:inline wp14:editId="67900773" wp14:anchorId="7884F25E">
+          <wp:inline distT="0" distB="0" distL="0" distR="0" wp14:anchorId="7884F25E" wp14:editId="67900773">
             <wp:extent cx="3029373" cy="1505160"/>
             <wp:effectExtent l="0" t="0" r="0" b="0"/>
             <wp:docPr id="1694106802" name="drawing"/>
             <wp:cNvGraphicFramePr>
-              <a:graphicFrameLocks noChangeAspect="1"/>
+              <a:graphicFrameLocks xmlns:a="http://schemas.openxmlformats.org/drawingml/2006/main" noChangeAspect="1"/>
             </wp:cNvGraphicFramePr>
-            <a:graphic>
-              <a:graphicData xmlns:a="http://schemas.openxmlformats.org/drawingml/2006/main" uri="http://schemas.openxmlformats.org/drawingml/2006/picture">
+            <a:graphic xmlns:a="http://schemas.openxmlformats.org/drawingml/2006/main">
+              <a:graphicData uri="http://schemas.openxmlformats.org/drawingml/2006/picture">
                 <pic:pic xmlns:pic="http://schemas.openxmlformats.org/drawingml/2006/picture">
                   <pic:nvPicPr>
                     <pic:cNvPr id="1694106802" name="Picture 1694106802"/>
                     <pic:cNvPicPr/>
                   </pic:nvPicPr>
                   <pic:blipFill>
-                    <a:blip xmlns:r="http://schemas.openxmlformats.org/officeDocument/2006/relationships" r:embed="rId5451832">
+                    <a:blip r:embed="rId13">
                       <a:extLst>
                         <a:ext uri="{28A0092B-C50C-407E-A947-70E740481C1C}">
                           <a14:useLocalDpi xmlns:a14="http://schemas.microsoft.com/office/drawing/2010/main"/>
@@ -772,7 +1078,6 @@
         </w:drawing>
       </w:r>
     </w:p>
-    <w:p w14:noSpellErr="1"/>
     <w:p/>
     <w:p/>
     <w:p/>
@@ -782,6 +1087,7 @@
     <w:p/>
     <w:p/>
     <w:p/>
+    <w:p/>
     <w:p>
       <w:pPr>
         <w:pStyle w:val="Heading2"/>
@@ -794,7 +1100,7 @@
           <w:szCs w:val="34"/>
         </w:rPr>
       </w:pPr>
-      <w:bookmarkStart w:name="_wm319a58ndwr" w:colFirst="0" w:colLast="0" w:id="5"/>
+      <w:bookmarkStart w:id="5" w:name="_wm319a58ndwr" w:colFirst="0" w:colLast="0"/>
       <w:bookmarkEnd w:id="5"/>
       <w:r>
         <w:rPr>
@@ -871,7 +1177,21 @@
         <w:rPr>
           <w:lang w:val="en-US"/>
         </w:rPr>
-        <w:t>Uses different data types (String, int, double)</w:t>
+        <w:t xml:space="preserve">Uses different data types (String, </w:t>
+      </w:r>
+      <w:proofErr w:type="spellStart"/>
+      <w:r>
+        <w:rPr>
+          <w:lang w:val="en-US"/>
+        </w:rPr>
+        <w:t>int</w:t>
+      </w:r>
+      <w:proofErr w:type="spellEnd"/>
+      <w:r>
+        <w:rPr>
+          <w:lang w:val="en-US"/>
+        </w:rPr>
+        <w:t>, double)</w:t>
       </w:r>
       <w:r>
         <w:rPr>
@@ -898,6 +1218,7 @@
         <w:rPr>
           <w:lang w:val="en-US"/>
         </w:rPr>
+        <w:lastRenderedPageBreak/>
         <w:t>Takes input from the user</w:t>
       </w:r>
       <w:r>
@@ -936,28 +1257,30 @@
     </w:p>
     <w:p>
       <w:pPr>
-        <w:pStyle w:val="Normal"/>
         <w:spacing w:after="240"/>
         <w:ind w:left="720"/>
       </w:pPr>
       <w:r>
+        <w:rPr>
+          <w:noProof/>
+        </w:rPr>
         <w:drawing>
-          <wp:inline wp14:editId="3CF379AC" wp14:anchorId="0AEAFB23">
+          <wp:inline distT="0" distB="0" distL="0" distR="0" wp14:anchorId="0AEAFB23" wp14:editId="3CF379AC">
             <wp:extent cx="5153671" cy="4013174"/>
             <wp:effectExtent l="0" t="0" r="0" b="0"/>
             <wp:docPr id="1044193253" name="drawing"/>
             <wp:cNvGraphicFramePr>
-              <a:graphicFrameLocks noChangeAspect="1"/>
+              <a:graphicFrameLocks xmlns:a="http://schemas.openxmlformats.org/drawingml/2006/main" noChangeAspect="1"/>
             </wp:cNvGraphicFramePr>
-            <a:graphic>
-              <a:graphicData xmlns:a="http://schemas.openxmlformats.org/drawingml/2006/main" uri="http://schemas.openxmlformats.org/drawingml/2006/picture">
+            <a:graphic xmlns:a="http://schemas.openxmlformats.org/drawingml/2006/main">
+              <a:graphicData uri="http://schemas.openxmlformats.org/drawingml/2006/picture">
                 <pic:pic xmlns:pic="http://schemas.openxmlformats.org/drawingml/2006/picture">
                   <pic:nvPicPr>
                     <pic:cNvPr id="1044193253" name="Picture 1044193253"/>
                     <pic:cNvPicPr/>
                   </pic:nvPicPr>
                   <pic:blipFill>
-                    <a:blip xmlns:r="http://schemas.openxmlformats.org/officeDocument/2006/relationships" r:embed="rId1018490916">
+                    <a:blip r:embed="rId14">
                       <a:extLst>
                         <a:ext uri="{28A0092B-C50C-407E-A947-70E740481C1C}">
                           <a14:useLocalDpi xmlns:a14="http://schemas.microsoft.com/office/drawing/2010/main"/>
@@ -969,7 +1292,7 @@
                     </a:stretch>
                   </pic:blipFill>
                   <pic:spPr>
-                    <a:xfrm rot="0">
+                    <a:xfrm>
                       <a:off x="0" y="0"/>
                       <a:ext cx="5153671" cy="4013174"/>
                     </a:xfrm>
@@ -986,28 +1309,383 @@
     </w:p>
     <w:p>
       <w:pPr>
-        <w:pStyle w:val="Normal"/>
         <w:spacing w:after="240"/>
         <w:ind w:left="720"/>
       </w:pPr>
-      <w:r>
+    </w:p>
+    <w:p>
+      <w:pPr>
+        <w:spacing w:after="240"/>
+        <w:ind w:left="720"/>
+      </w:pPr>
+      <w:r>
+        <w:t xml:space="preserve">Package </w:t>
+      </w:r>
+      <w:proofErr w:type="spellStart"/>
+      <w:r>
+        <w:t>practl</w:t>
+      </w:r>
+      <w:proofErr w:type="spellEnd"/>
+      <w:r>
+        <w:t>;</w:t>
+      </w:r>
+    </w:p>
+    <w:p>
+      <w:pPr>
+        <w:spacing w:after="240"/>
+        <w:ind w:left="720"/>
+      </w:pPr>
+    </w:p>
+    <w:p>
+      <w:pPr>
+        <w:spacing w:after="240"/>
+        <w:ind w:left="720"/>
+      </w:pPr>
+      <w:r>
+        <w:t xml:space="preserve">Import </w:t>
+      </w:r>
+      <w:proofErr w:type="spellStart"/>
+      <w:r>
+        <w:t>java.util.Scanner</w:t>
+      </w:r>
+      <w:proofErr w:type="spellEnd"/>
+      <w:r>
+        <w:t>;</w:t>
+      </w:r>
+    </w:p>
+    <w:p>
+      <w:pPr>
+        <w:spacing w:after="240"/>
+        <w:ind w:left="720"/>
+      </w:pPr>
+    </w:p>
+    <w:p>
+      <w:pPr>
+        <w:spacing w:after="240"/>
+        <w:ind w:left="720"/>
+      </w:pPr>
+      <w:r>
+        <w:t>Public class THA {</w:t>
+      </w:r>
+    </w:p>
+    <w:p>
+      <w:pPr>
+        <w:spacing w:after="240"/>
+        <w:ind w:left="720"/>
+      </w:pPr>
+    </w:p>
+    <w:p>
+      <w:pPr>
+        <w:spacing w:after="240"/>
+        <w:ind w:left="720"/>
+      </w:pPr>
+      <w:r>
+        <w:t xml:space="preserve">    Public static void main(String[] </w:t>
+      </w:r>
+      <w:proofErr w:type="spellStart"/>
+      <w:r>
+        <w:t>args</w:t>
+      </w:r>
+      <w:proofErr w:type="spellEnd"/>
+      <w:r>
+        <w:t>) {</w:t>
+      </w:r>
+    </w:p>
+    <w:p>
+      <w:pPr>
+        <w:spacing w:after="240"/>
+        <w:ind w:left="720"/>
+      </w:pPr>
+    </w:p>
+    <w:p>
+      <w:pPr>
+        <w:spacing w:after="240"/>
+        <w:ind w:left="720"/>
+      </w:pPr>
+      <w:r>
+        <w:t xml:space="preserve">        </w:t>
+      </w:r>
+      <w:proofErr w:type="spellStart"/>
+      <w:r>
+        <w:t>Int</w:t>
+      </w:r>
+      <w:proofErr w:type="spellEnd"/>
+      <w:r>
+        <w:t xml:space="preserve"> m1,m2, total;</w:t>
+      </w:r>
+    </w:p>
+    <w:p>
+      <w:pPr>
+        <w:spacing w:after="240"/>
+        <w:ind w:left="720"/>
+      </w:pPr>
+      <w:r>
+        <w:t xml:space="preserve">        Double </w:t>
+      </w:r>
+      <w:proofErr w:type="spellStart"/>
+      <w:r>
+        <w:t>avg</w:t>
+      </w:r>
+      <w:proofErr w:type="spellEnd"/>
+      <w:r>
+        <w:t>;</w:t>
+      </w:r>
+    </w:p>
+    <w:p>
+      <w:pPr>
+        <w:spacing w:after="240"/>
+        <w:ind w:left="720"/>
+      </w:pPr>
+      <w:r>
+        <w:t xml:space="preserve">        String name;</w:t>
+      </w:r>
+    </w:p>
+    <w:p>
+      <w:pPr>
+        <w:spacing w:after="240"/>
+        <w:ind w:left="720"/>
+      </w:pPr>
+      <w:r>
+        <w:lastRenderedPageBreak/>
+        <w:t xml:space="preserve">        Scanner </w:t>
+      </w:r>
+      <w:proofErr w:type="spellStart"/>
+      <w:r>
+        <w:t>sc</w:t>
+      </w:r>
+      <w:proofErr w:type="spellEnd"/>
+      <w:r>
+        <w:t>=new Scanner(</w:t>
+      </w:r>
+      <w:proofErr w:type="spellStart"/>
+      <w:r>
+        <w:t>System.in</w:t>
+      </w:r>
+      <w:proofErr w:type="spellEnd"/>
+      <w:r>
+        <w:t>);</w:t>
+      </w:r>
+    </w:p>
+    <w:p>
+      <w:pPr>
+        <w:spacing w:after="240"/>
+        <w:ind w:left="720"/>
+      </w:pPr>
+      <w:r>
+        <w:t xml:space="preserve">        </w:t>
+      </w:r>
+      <w:proofErr w:type="spellStart"/>
+      <w:r>
+        <w:t>System.out.println</w:t>
+      </w:r>
+      <w:proofErr w:type="spellEnd"/>
+      <w:r>
+        <w:t>(“Enter Name: “);</w:t>
+      </w:r>
+    </w:p>
+    <w:p>
+      <w:pPr>
+        <w:spacing w:after="240"/>
+        <w:ind w:left="720"/>
+      </w:pPr>
+      <w:r>
+        <w:t xml:space="preserve">        Name=</w:t>
+      </w:r>
+      <w:proofErr w:type="spellStart"/>
+      <w:r>
+        <w:t>sc.nextLine</w:t>
+      </w:r>
+      <w:proofErr w:type="spellEnd"/>
+      <w:r>
+        <w:t>();</w:t>
+      </w:r>
+    </w:p>
+    <w:p>
+      <w:pPr>
+        <w:spacing w:after="240"/>
+        <w:ind w:left="720"/>
+      </w:pPr>
+      <w:r>
+        <w:t xml:space="preserve">        </w:t>
+      </w:r>
+      <w:proofErr w:type="spellStart"/>
+      <w:r>
+        <w:t>System.out.println</w:t>
+      </w:r>
+      <w:proofErr w:type="spellEnd"/>
+      <w:r>
+        <w:t>(“Enter marks:”);</w:t>
+      </w:r>
+    </w:p>
+    <w:p>
+      <w:pPr>
+        <w:spacing w:after="240"/>
+        <w:ind w:left="720"/>
+      </w:pPr>
+      <w:r>
+        <w:t xml:space="preserve">        M1=</w:t>
+      </w:r>
+      <w:proofErr w:type="spellStart"/>
+      <w:r>
+        <w:t>sc.nextInt</w:t>
+      </w:r>
+      <w:proofErr w:type="spellEnd"/>
+      <w:r>
+        <w:t>();</w:t>
+      </w:r>
+    </w:p>
+    <w:p>
+      <w:pPr>
+        <w:spacing w:after="240"/>
+        <w:ind w:left="720"/>
+      </w:pPr>
+      <w:r>
+        <w:t xml:space="preserve">        M2=</w:t>
+      </w:r>
+      <w:proofErr w:type="spellStart"/>
+      <w:r>
+        <w:t>sc.nextInt</w:t>
+      </w:r>
+      <w:proofErr w:type="spellEnd"/>
+      <w:r>
+        <w:t>();</w:t>
+      </w:r>
+    </w:p>
+    <w:p>
+      <w:pPr>
+        <w:spacing w:after="240"/>
+        <w:ind w:left="720"/>
+      </w:pPr>
+      <w:r>
+        <w:t xml:space="preserve">        Total=m1+m2;</w:t>
+      </w:r>
+    </w:p>
+    <w:p>
+      <w:pPr>
+        <w:spacing w:after="240"/>
+        <w:ind w:left="720"/>
+      </w:pPr>
+      <w:r>
+        <w:t xml:space="preserve">        </w:t>
+      </w:r>
+      <w:proofErr w:type="spellStart"/>
+      <w:r>
+        <w:t>Avg</w:t>
+      </w:r>
+      <w:proofErr w:type="spellEnd"/>
+      <w:r>
+        <w:t>=total/2;</w:t>
+      </w:r>
+    </w:p>
+    <w:p>
+      <w:pPr>
+        <w:spacing w:after="240"/>
+        <w:ind w:left="720"/>
+      </w:pPr>
+      <w:r>
+        <w:t xml:space="preserve">        </w:t>
+      </w:r>
+      <w:proofErr w:type="spellStart"/>
+      <w:r>
+        <w:t>System.out.println</w:t>
+      </w:r>
+      <w:proofErr w:type="spellEnd"/>
+      <w:r>
+        <w:t>(“Name: “+name);</w:t>
+      </w:r>
+    </w:p>
+    <w:p>
+      <w:pPr>
+        <w:spacing w:after="240"/>
+        <w:ind w:left="720"/>
+      </w:pPr>
+      <w:r>
+        <w:t xml:space="preserve">        </w:t>
+      </w:r>
+      <w:proofErr w:type="spellStart"/>
+      <w:r>
+        <w:t>System.out.println</w:t>
+      </w:r>
+      <w:proofErr w:type="spellEnd"/>
+      <w:r>
+        <w:t>(“Total Marks: “+total);</w:t>
+      </w:r>
+    </w:p>
+    <w:p>
+      <w:pPr>
+        <w:spacing w:after="240"/>
+        <w:ind w:left="720"/>
+      </w:pPr>
+      <w:r>
+        <w:t xml:space="preserve">        </w:t>
+      </w:r>
+      <w:proofErr w:type="spellStart"/>
+      <w:r>
+        <w:t>System.out.println</w:t>
+      </w:r>
+      <w:proofErr w:type="spellEnd"/>
+      <w:r>
+        <w:t>(“Average: “+</w:t>
+      </w:r>
+      <w:proofErr w:type="spellStart"/>
+      <w:r>
+        <w:t>avg</w:t>
+      </w:r>
+      <w:proofErr w:type="spellEnd"/>
+      <w:r>
+        <w:t>);</w:t>
+      </w:r>
+    </w:p>
+    <w:p>
+      <w:pPr>
+        <w:spacing w:after="240"/>
+        <w:ind w:left="720"/>
+      </w:pPr>
+      <w:r>
+        <w:t xml:space="preserve">    }</w:t>
+      </w:r>
+    </w:p>
+    <w:p>
+      <w:pPr>
+        <w:spacing w:after="240"/>
+        <w:ind w:left="720"/>
+      </w:pPr>
+      <w:r>
+        <w:t>}</w:t>
+      </w:r>
+    </w:p>
+    <w:p>
+      <w:pPr>
+        <w:spacing w:after="240"/>
+        <w:ind w:left="720"/>
+      </w:pPr>
+    </w:p>
+    <w:p>
+      <w:pPr>
+        <w:spacing w:after="240"/>
+        <w:ind w:left="720"/>
+      </w:pPr>
+      <w:r>
+        <w:rPr>
+          <w:noProof/>
+        </w:rPr>
         <w:drawing>
-          <wp:inline wp14:editId="65754386" wp14:anchorId="3B6CF0FD">
+          <wp:inline distT="0" distB="0" distL="0" distR="0" wp14:anchorId="3B6CF0FD" wp14:editId="65754386">
             <wp:extent cx="3658110" cy="1921166"/>
             <wp:effectExtent l="0" t="0" r="0" b="0"/>
             <wp:docPr id="910856574" name="drawing"/>
             <wp:cNvGraphicFramePr>
-              <a:graphicFrameLocks noChangeAspect="1"/>
+              <a:graphicFrameLocks xmlns:a="http://schemas.openxmlformats.org/drawingml/2006/main" noChangeAspect="1"/>
             </wp:cNvGraphicFramePr>
-            <a:graphic>
-              <a:graphicData xmlns:a="http://schemas.openxmlformats.org/drawingml/2006/main" uri="http://schemas.openxmlformats.org/drawingml/2006/picture">
+            <a:graphic xmlns:a="http://schemas.openxmlformats.org/drawingml/2006/main">
+              <a:graphicData uri="http://schemas.openxmlformats.org/drawingml/2006/picture">
                 <pic:pic xmlns:pic="http://schemas.openxmlformats.org/drawingml/2006/picture">
                   <pic:nvPicPr>
                     <pic:cNvPr id="910856574" name="Picture 910856574"/>
                     <pic:cNvPicPr/>
                   </pic:nvPicPr>
                   <pic:blipFill>
-                    <a:blip xmlns:r="http://schemas.openxmlformats.org/officeDocument/2006/relationships" r:embed="rId1526871606">
+                    <a:blip r:embed="rId15">
                       <a:extLst>
                         <a:ext uri="{28A0092B-C50C-407E-A947-70E740481C1C}">
                           <a14:useLocalDpi xmlns:a14="http://schemas.microsoft.com/office/drawing/2010/main"/>
@@ -1019,7 +1697,7 @@
                     </a:stretch>
                   </pic:blipFill>
                   <pic:spPr>
-                    <a:xfrm rot="0">
+                    <a:xfrm>
                       <a:off x="0" y="0"/>
                       <a:ext cx="3658110" cy="1921166"/>
                     </a:xfrm>
@@ -1036,7 +1714,7 @@
     </w:p>
     <w:p/>
     <w:sectPr>
-      <w:pgSz w:w="11909" w:h="16834" w:orient="portrait"/>
+      <w:pgSz w:w="11909" w:h="16834"/>
       <w:pgMar w:top="1440" w:right="1440" w:bottom="1440" w:left="1440" w:header="720" w:footer="720" w:gutter="0"/>
       <w:pgNumType w:start="1"/>
       <w:cols w:space="720"/>
@@ -1063,7 +1741,7 @@
         <w:ind w:left="720" w:hanging="360"/>
       </w:pPr>
       <w:rPr>
-        <w:rFonts w:hint="default" w:ascii="Symbol" w:hAnsi="Symbol"/>
+        <w:rFonts w:ascii="Symbol" w:hAnsi="Symbol" w:hint="default"/>
         <w:sz w:val="20"/>
       </w:rPr>
     </w:lvl>
@@ -1079,7 +1757,7 @@
         <w:ind w:left="1440" w:hanging="360"/>
       </w:pPr>
       <w:rPr>
-        <w:rFonts w:hint="default" w:ascii="Symbol" w:hAnsi="Symbol"/>
+        <w:rFonts w:ascii="Symbol" w:hAnsi="Symbol" w:hint="default"/>
         <w:sz w:val="20"/>
       </w:rPr>
     </w:lvl>
@@ -1095,7 +1773,7 @@
         <w:ind w:left="2160" w:hanging="360"/>
       </w:pPr>
       <w:rPr>
-        <w:rFonts w:hint="default" w:ascii="Symbol" w:hAnsi="Symbol"/>
+        <w:rFonts w:ascii="Symbol" w:hAnsi="Symbol" w:hint="default"/>
         <w:sz w:val="20"/>
       </w:rPr>
     </w:lvl>
@@ -1111,7 +1789,7 @@
         <w:ind w:left="2880" w:hanging="360"/>
       </w:pPr>
       <w:rPr>
-        <w:rFonts w:hint="default" w:ascii="Symbol" w:hAnsi="Symbol"/>
+        <w:rFonts w:ascii="Symbol" w:hAnsi="Symbol" w:hint="default"/>
         <w:sz w:val="20"/>
       </w:rPr>
     </w:lvl>
@@ -1127,7 +1805,7 @@
         <w:ind w:left="3600" w:hanging="360"/>
       </w:pPr>
       <w:rPr>
-        <w:rFonts w:hint="default" w:ascii="Symbol" w:hAnsi="Symbol"/>
+        <w:rFonts w:ascii="Symbol" w:hAnsi="Symbol" w:hint="default"/>
         <w:sz w:val="20"/>
       </w:rPr>
     </w:lvl>
@@ -1143,7 +1821,7 @@
         <w:ind w:left="4320" w:hanging="360"/>
       </w:pPr>
       <w:rPr>
-        <w:rFonts w:hint="default" w:ascii="Symbol" w:hAnsi="Symbol"/>
+        <w:rFonts w:ascii="Symbol" w:hAnsi="Symbol" w:hint="default"/>
         <w:sz w:val="20"/>
       </w:rPr>
     </w:lvl>
@@ -1159,7 +1837,7 @@
         <w:ind w:left="5040" w:hanging="360"/>
       </w:pPr>
       <w:rPr>
-        <w:rFonts w:hint="default" w:ascii="Symbol" w:hAnsi="Symbol"/>
+        <w:rFonts w:ascii="Symbol" w:hAnsi="Symbol" w:hint="default"/>
         <w:sz w:val="20"/>
       </w:rPr>
     </w:lvl>
@@ -1175,7 +1853,7 @@
         <w:ind w:left="5760" w:hanging="360"/>
       </w:pPr>
       <w:rPr>
-        <w:rFonts w:hint="default" w:ascii="Symbol" w:hAnsi="Symbol"/>
+        <w:rFonts w:ascii="Symbol" w:hAnsi="Symbol" w:hint="default"/>
         <w:sz w:val="20"/>
       </w:rPr>
     </w:lvl>
@@ -1191,7 +1869,7 @@
         <w:ind w:left="6480" w:hanging="360"/>
       </w:pPr>
       <w:rPr>
-        <w:rFonts w:hint="default" w:ascii="Symbol" w:hAnsi="Symbol"/>
+        <w:rFonts w:ascii="Symbol" w:hAnsi="Symbol" w:hint="default"/>
         <w:sz w:val="20"/>
       </w:rPr>
     </w:lvl>
@@ -1438,7 +2116,7 @@
         <w:ind w:left="720" w:hanging="360"/>
       </w:pPr>
       <w:rPr>
-        <w:rFonts w:hint="default" w:ascii="Symbol" w:hAnsi="Symbol"/>
+        <w:rFonts w:ascii="Symbol" w:hAnsi="Symbol" w:hint="default"/>
         <w:sz w:val="20"/>
       </w:rPr>
     </w:lvl>
@@ -1454,7 +2132,7 @@
         <w:ind w:left="1440" w:hanging="360"/>
       </w:pPr>
       <w:rPr>
-        <w:rFonts w:hint="default" w:ascii="Symbol" w:hAnsi="Symbol"/>
+        <w:rFonts w:ascii="Symbol" w:hAnsi="Symbol" w:hint="default"/>
         <w:sz w:val="20"/>
       </w:rPr>
     </w:lvl>
@@ -1470,7 +2148,7 @@
         <w:ind w:left="2160" w:hanging="360"/>
       </w:pPr>
       <w:rPr>
-        <w:rFonts w:hint="default" w:ascii="Symbol" w:hAnsi="Symbol"/>
+        <w:rFonts w:ascii="Symbol" w:hAnsi="Symbol" w:hint="default"/>
         <w:sz w:val="20"/>
       </w:rPr>
     </w:lvl>
@@ -1486,7 +2164,7 @@
         <w:ind w:left="2880" w:hanging="360"/>
       </w:pPr>
       <w:rPr>
-        <w:rFonts w:hint="default" w:ascii="Symbol" w:hAnsi="Symbol"/>
+        <w:rFonts w:ascii="Symbol" w:hAnsi="Symbol" w:hint="default"/>
         <w:sz w:val="20"/>
       </w:rPr>
     </w:lvl>
@@ -1502,7 +2180,7 @@
         <w:ind w:left="3600" w:hanging="360"/>
       </w:pPr>
       <w:rPr>
-        <w:rFonts w:hint="default" w:ascii="Symbol" w:hAnsi="Symbol"/>
+        <w:rFonts w:ascii="Symbol" w:hAnsi="Symbol" w:hint="default"/>
         <w:sz w:val="20"/>
       </w:rPr>
     </w:lvl>
@@ -1518,7 +2196,7 @@
         <w:ind w:left="4320" w:hanging="360"/>
       </w:pPr>
       <w:rPr>
-        <w:rFonts w:hint="default" w:ascii="Symbol" w:hAnsi="Symbol"/>
+        <w:rFonts w:ascii="Symbol" w:hAnsi="Symbol" w:hint="default"/>
         <w:sz w:val="20"/>
       </w:rPr>
     </w:lvl>
@@ -1534,7 +2212,7 @@
         <w:ind w:left="5040" w:hanging="360"/>
       </w:pPr>
       <w:rPr>
-        <w:rFonts w:hint="default" w:ascii="Symbol" w:hAnsi="Symbol"/>
+        <w:rFonts w:ascii="Symbol" w:hAnsi="Symbol" w:hint="default"/>
         <w:sz w:val="20"/>
       </w:rPr>
     </w:lvl>
@@ -1550,7 +2228,7 @@
         <w:ind w:left="5760" w:hanging="360"/>
       </w:pPr>
       <w:rPr>
-        <w:rFonts w:hint="default" w:ascii="Symbol" w:hAnsi="Symbol"/>
+        <w:rFonts w:ascii="Symbol" w:hAnsi="Symbol" w:hint="default"/>
         <w:sz w:val="20"/>
       </w:rPr>
     </w:lvl>
@@ -1566,7 +2244,7 @@
         <w:ind w:left="6480" w:hanging="360"/>
       </w:pPr>
       <w:rPr>
-        <w:rFonts w:hint="default" w:ascii="Symbol" w:hAnsi="Symbol"/>
+        <w:rFonts w:ascii="Symbol" w:hAnsi="Symbol" w:hint="default"/>
         <w:sz w:val="20"/>
       </w:rPr>
     </w:lvl>
@@ -1813,7 +2491,7 @@
         <w:ind w:left="720" w:hanging="360"/>
       </w:pPr>
       <w:rPr>
-        <w:rFonts w:hint="default" w:ascii="Symbol" w:hAnsi="Symbol"/>
+        <w:rFonts w:ascii="Symbol" w:hAnsi="Symbol" w:hint="default"/>
         <w:sz w:val="20"/>
       </w:rPr>
     </w:lvl>
@@ -1829,7 +2507,7 @@
         <w:ind w:left="1440" w:hanging="360"/>
       </w:pPr>
       <w:rPr>
-        <w:rFonts w:hint="default" w:ascii="Symbol" w:hAnsi="Symbol"/>
+        <w:rFonts w:ascii="Symbol" w:hAnsi="Symbol" w:hint="default"/>
         <w:sz w:val="20"/>
       </w:rPr>
     </w:lvl>
@@ -1845,7 +2523,7 @@
         <w:ind w:left="2160" w:hanging="360"/>
       </w:pPr>
       <w:rPr>
-        <w:rFonts w:hint="default" w:ascii="Symbol" w:hAnsi="Symbol"/>
+        <w:rFonts w:ascii="Symbol" w:hAnsi="Symbol" w:hint="default"/>
         <w:sz w:val="20"/>
       </w:rPr>
     </w:lvl>
@@ -1861,7 +2539,7 @@
         <w:ind w:left="2880" w:hanging="360"/>
       </w:pPr>
       <w:rPr>
-        <w:rFonts w:hint="default" w:ascii="Symbol" w:hAnsi="Symbol"/>
+        <w:rFonts w:ascii="Symbol" w:hAnsi="Symbol" w:hint="default"/>
         <w:sz w:val="20"/>
       </w:rPr>
     </w:lvl>
@@ -1877,7 +2555,7 @@
         <w:ind w:left="3600" w:hanging="360"/>
       </w:pPr>
       <w:rPr>
-        <w:rFonts w:hint="default" w:ascii="Symbol" w:hAnsi="Symbol"/>
+        <w:rFonts w:ascii="Symbol" w:hAnsi="Symbol" w:hint="default"/>
         <w:sz w:val="20"/>
       </w:rPr>
     </w:lvl>
@@ -1893,7 +2571,7 @@
         <w:ind w:left="4320" w:hanging="360"/>
       </w:pPr>
       <w:rPr>
-        <w:rFonts w:hint="default" w:ascii="Symbol" w:hAnsi="Symbol"/>
+        <w:rFonts w:ascii="Symbol" w:hAnsi="Symbol" w:hint="default"/>
         <w:sz w:val="20"/>
       </w:rPr>
     </w:lvl>
@@ -1909,7 +2587,7 @@
         <w:ind w:left="5040" w:hanging="360"/>
       </w:pPr>
       <w:rPr>
-        <w:rFonts w:hint="default" w:ascii="Symbol" w:hAnsi="Symbol"/>
+        <w:rFonts w:ascii="Symbol" w:hAnsi="Symbol" w:hint="default"/>
         <w:sz w:val="20"/>
       </w:rPr>
     </w:lvl>
@@ -1925,7 +2603,7 @@
         <w:ind w:left="5760" w:hanging="360"/>
       </w:pPr>
       <w:rPr>
-        <w:rFonts w:hint="default" w:ascii="Symbol" w:hAnsi="Symbol"/>
+        <w:rFonts w:ascii="Symbol" w:hAnsi="Symbol" w:hint="default"/>
         <w:sz w:val="20"/>
       </w:rPr>
     </w:lvl>
@@ -1941,7 +2619,7 @@
         <w:ind w:left="6480" w:hanging="360"/>
       </w:pPr>
       <w:rPr>
-        <w:rFonts w:hint="default" w:ascii="Symbol" w:hAnsi="Symbol"/>
+        <w:rFonts w:ascii="Symbol" w:hAnsi="Symbol" w:hint="default"/>
         <w:sz w:val="20"/>
       </w:rPr>
     </w:lvl>
@@ -2087,11 +2765,11 @@
 </file>
 
 <file path=word/styles.xml><?xml version="1.0" encoding="utf-8"?>
-<w:styles xmlns:wp14="http://schemas.microsoft.com/office/word/2010/wordprocessingDrawing" xmlns:mc="http://schemas.openxmlformats.org/markup-compatibility/2006" xmlns:r="http://schemas.openxmlformats.org/officeDocument/2006/relationships" xmlns:w="http://schemas.openxmlformats.org/wordprocessingml/2006/main" xmlns:w14="http://schemas.microsoft.com/office/word/2010/wordml" xmlns:w15="http://schemas.microsoft.com/office/word/2012/wordml" xmlns:w16cex="http://schemas.microsoft.com/office/word/2018/wordml/cex" xmlns:w16cid="http://schemas.microsoft.com/office/word/2016/wordml/cid" xmlns:w16="http://schemas.microsoft.com/office/word/2018/wordml" xmlns:w16du="http://schemas.microsoft.com/office/word/2023/wordml/word16du" xmlns:w16sdtdh="http://schemas.microsoft.com/office/word/2020/wordml/sdtdatahash" xmlns:w16sdtfl="http://schemas.microsoft.com/office/word/2024/wordml/sdtformatlock" xmlns:w16se="http://schemas.microsoft.com/office/word/2015/wordml/symex" mc:Ignorable="w14 w15 w16se w16cid w16 w16cex w16sdtdh w16sdtfl w16du wp14">
+<w:styles xmlns:mc="http://schemas.openxmlformats.org/markup-compatibility/2006" xmlns:r="http://schemas.openxmlformats.org/officeDocument/2006/relationships" xmlns:w="http://schemas.openxmlformats.org/wordprocessingml/2006/main" xmlns:w14="http://schemas.microsoft.com/office/word/2010/wordml" xmlns:w15="http://schemas.microsoft.com/office/word/2012/wordml" xmlns:w16cex="http://schemas.microsoft.com/office/word/2018/wordml/cex" xmlns:w16cid="http://schemas.microsoft.com/office/word/2016/wordml/cid" xmlns:w16="http://schemas.microsoft.com/office/word/2018/wordml" xmlns:w16du="http://schemas.microsoft.com/office/word/2023/wordml/word16du" xmlns:w16sdtdh="http://schemas.microsoft.com/office/word/2020/wordml/sdtdatahash" xmlns:w16sdtfl="http://schemas.microsoft.com/office/word/2024/wordml/sdtformatlock" xmlns:w16se="http://schemas.microsoft.com/office/word/2015/wordml/symex" mc:Ignorable="w14 w15 w16se w16cid w16 w16cex w16sdtdh w16sdtfl w16du">
   <w:docDefaults>
     <w:rPrDefault>
       <w:rPr>
-        <w:rFonts w:ascii="Arial" w:hAnsi="Arial" w:eastAsia="Arial" w:cs="Arial"/>
+        <w:rFonts w:ascii="Arial" w:eastAsia="Arial" w:hAnsi="Arial" w:cs="Arial"/>
         <w:sz w:val="22"/>
         <w:szCs w:val="22"/>
         <w:lang w:val="en-GB" w:eastAsia="en-IN" w:bidi="ar-SA"/>
@@ -2106,14 +2784,14 @@
   <w:latentStyles w:defLockedState="0" w:defUIPriority="99" w:defSemiHidden="0" w:defUnhideWhenUsed="0" w:defQFormat="0" w:count="376">
     <w:lsdException w:name="Normal" w:uiPriority="0" w:qFormat="1"/>
     <w:lsdException w:name="heading 1" w:uiPriority="9" w:qFormat="1"/>
-    <w:lsdException w:name="heading 2" w:uiPriority="9" w:semiHidden="1" w:unhideWhenUsed="1" w:qFormat="1"/>
-    <w:lsdException w:name="heading 3" w:uiPriority="9" w:semiHidden="1" w:unhideWhenUsed="1" w:qFormat="1"/>
-    <w:lsdException w:name="heading 4" w:uiPriority="9" w:semiHidden="1" w:unhideWhenUsed="1" w:qFormat="1"/>
-    <w:lsdException w:name="heading 5" w:uiPriority="9" w:semiHidden="1" w:unhideWhenUsed="1" w:qFormat="1"/>
-    <w:lsdException w:name="heading 6" w:uiPriority="9" w:semiHidden="1" w:unhideWhenUsed="1" w:qFormat="1"/>
-    <w:lsdException w:name="heading 7" w:uiPriority="9" w:semiHidden="1" w:unhideWhenUsed="1" w:qFormat="1"/>
-    <w:lsdException w:name="heading 8" w:uiPriority="9" w:semiHidden="1" w:unhideWhenUsed="1" w:qFormat="1"/>
-    <w:lsdException w:name="heading 9" w:uiPriority="9" w:semiHidden="1" w:unhideWhenUsed="1" w:qFormat="1"/>
+    <w:lsdException w:name="heading 2" w:semiHidden="1" w:uiPriority="9" w:unhideWhenUsed="1" w:qFormat="1"/>
+    <w:lsdException w:name="heading 3" w:semiHidden="1" w:uiPriority="9" w:unhideWhenUsed="1" w:qFormat="1"/>
+    <w:lsdException w:name="heading 4" w:semiHidden="1" w:uiPriority="9" w:unhideWhenUsed="1" w:qFormat="1"/>
+    <w:lsdException w:name="heading 5" w:semiHidden="1" w:uiPriority="9" w:unhideWhenUsed="1" w:qFormat="1"/>
+    <w:lsdException w:name="heading 6" w:semiHidden="1" w:uiPriority="9" w:unhideWhenUsed="1" w:qFormat="1"/>
+    <w:lsdException w:name="heading 7" w:semiHidden="1" w:uiPriority="9" w:unhideWhenUsed="1" w:qFormat="1"/>
+    <w:lsdException w:name="heading 8" w:semiHidden="1" w:uiPriority="9" w:unhideWhenUsed="1" w:qFormat="1"/>
+    <w:lsdException w:name="heading 9" w:semiHidden="1" w:uiPriority="9" w:unhideWhenUsed="1" w:qFormat="1"/>
     <w:lsdException w:name="index 1" w:semiHidden="1" w:unhideWhenUsed="1"/>
     <w:lsdException w:name="index 2" w:semiHidden="1" w:unhideWhenUsed="1"/>
     <w:lsdException w:name="index 3" w:semiHidden="1" w:unhideWhenUsed="1"/>
@@ -2123,22 +2801,22 @@
     <w:lsdException w:name="index 7" w:semiHidden="1" w:unhideWhenUsed="1"/>
     <w:lsdException w:name="index 8" w:semiHidden="1" w:unhideWhenUsed="1"/>
     <w:lsdException w:name="index 9" w:semiHidden="1" w:unhideWhenUsed="1"/>
-    <w:lsdException w:name="toc 1" w:uiPriority="39" w:semiHidden="1" w:unhideWhenUsed="1"/>
-    <w:lsdException w:name="toc 2" w:uiPriority="39" w:semiHidden="1" w:unhideWhenUsed="1"/>
-    <w:lsdException w:name="toc 3" w:uiPriority="39" w:semiHidden="1" w:unhideWhenUsed="1"/>
-    <w:lsdException w:name="toc 4" w:uiPriority="39" w:semiHidden="1" w:unhideWhenUsed="1"/>
-    <w:lsdException w:name="toc 5" w:uiPriority="39" w:semiHidden="1" w:unhideWhenUsed="1"/>
-    <w:lsdException w:name="toc 6" w:uiPriority="39" w:semiHidden="1" w:unhideWhenUsed="1"/>
-    <w:lsdException w:name="toc 7" w:uiPriority="39" w:semiHidden="1" w:unhideWhenUsed="1"/>
-    <w:lsdException w:name="toc 8" w:uiPriority="39" w:semiHidden="1" w:unhideWhenUsed="1"/>
-    <w:lsdException w:name="toc 9" w:uiPriority="39" w:semiHidden="1" w:unhideWhenUsed="1"/>
+    <w:lsdException w:name="toc 1" w:semiHidden="1" w:uiPriority="39" w:unhideWhenUsed="1"/>
+    <w:lsdException w:name="toc 2" w:semiHidden="1" w:uiPriority="39" w:unhideWhenUsed="1"/>
+    <w:lsdException w:name="toc 3" w:semiHidden="1" w:uiPriority="39" w:unhideWhenUsed="1"/>
+    <w:lsdException w:name="toc 4" w:semiHidden="1" w:uiPriority="39" w:unhideWhenUsed="1"/>
+    <w:lsdException w:name="toc 5" w:semiHidden="1" w:uiPriority="39" w:unhideWhenUsed="1"/>
+    <w:lsdException w:name="toc 6" w:semiHidden="1" w:uiPriority="39" w:unhideWhenUsed="1"/>
+    <w:lsdException w:name="toc 7" w:semiHidden="1" w:uiPriority="39" w:unhideWhenUsed="1"/>
+    <w:lsdException w:name="toc 8" w:semiHidden="1" w:uiPriority="39" w:unhideWhenUsed="1"/>
+    <w:lsdException w:name="toc 9" w:semiHidden="1" w:uiPriority="39" w:unhideWhenUsed="1"/>
     <w:lsdException w:name="Normal Indent" w:semiHidden="1" w:unhideWhenUsed="1"/>
     <w:lsdException w:name="footnote text" w:semiHidden="1" w:unhideWhenUsed="1"/>
     <w:lsdException w:name="annotation text" w:semiHidden="1" w:unhideWhenUsed="1"/>
     <w:lsdException w:name="header" w:semiHidden="1" w:unhideWhenUsed="1"/>
     <w:lsdException w:name="footer" w:semiHidden="1" w:unhideWhenUsed="1"/>
     <w:lsdException w:name="index heading" w:semiHidden="1" w:unhideWhenUsed="1"/>
-    <w:lsdException w:name="caption" w:uiPriority="35" w:semiHidden="1" w:unhideWhenUsed="1" w:qFormat="1"/>
+    <w:lsdException w:name="caption" w:semiHidden="1" w:uiPriority="35" w:unhideWhenUsed="1" w:qFormat="1"/>
     <w:lsdException w:name="table of figures" w:semiHidden="1" w:unhideWhenUsed="1"/>
     <w:lsdException w:name="envelope address" w:semiHidden="1" w:unhideWhenUsed="1"/>
     <w:lsdException w:name="envelope return" w:semiHidden="1" w:unhideWhenUsed="1"/>
@@ -2169,7 +2847,7 @@
     <w:lsdException w:name="Title" w:uiPriority="10" w:qFormat="1"/>
     <w:lsdException w:name="Closing" w:semiHidden="1" w:unhideWhenUsed="1"/>
     <w:lsdException w:name="Signature" w:semiHidden="1" w:unhideWhenUsed="1"/>
-    <w:lsdException w:name="Default Paragraph Font" w:uiPriority="1" w:semiHidden="1" w:unhideWhenUsed="1"/>
+    <w:lsdException w:name="Default Paragraph Font" w:semiHidden="1" w:uiPriority="1" w:unhideWhenUsed="1"/>
     <w:lsdException w:name="Body Text" w:semiHidden="1" w:unhideWhenUsed="1"/>
     <w:lsdException w:name="Body Text Indent" w:semiHidden="1" w:unhideWhenUsed="1"/>
     <w:lsdException w:name="List Continue" w:semiHidden="1" w:unhideWhenUsed="1"/>
@@ -2369,8 +3047,8 @@
     <w:lsdException w:name="Subtle Reference" w:uiPriority="31" w:qFormat="1"/>
     <w:lsdException w:name="Intense Reference" w:uiPriority="32" w:qFormat="1"/>
     <w:lsdException w:name="Book Title" w:uiPriority="33" w:qFormat="1"/>
-    <w:lsdException w:name="Bibliography" w:uiPriority="37" w:semiHidden="1" w:unhideWhenUsed="1"/>
-    <w:lsdException w:name="TOC Heading" w:uiPriority="39" w:semiHidden="1" w:unhideWhenUsed="1" w:qFormat="1"/>
+    <w:lsdException w:name="Bibliography" w:semiHidden="1" w:uiPriority="37" w:unhideWhenUsed="1"/>
+    <w:lsdException w:name="TOC Heading" w:semiHidden="1" w:uiPriority="39" w:unhideWhenUsed="1" w:qFormat="1"/>
     <w:lsdException w:name="Plain Table 1" w:uiPriority="41"/>
     <w:lsdException w:name="Plain Table 2" w:uiPriority="42"/>
     <w:lsdException w:name="Plain Table 3" w:uiPriority="43"/>
@@ -2481,7 +3159,7 @@
     <w:lsdException w:name="Unresolved Mention" w:semiHidden="1" w:unhideWhenUsed="1"/>
     <w:lsdException w:name="Smart Link" w:semiHidden="1" w:unhideWhenUsed="1"/>
   </w:latentStyles>
-  <w:style w:type="paragraph" w:styleId="Normal" w:default="1">
+  <w:style w:type="paragraph" w:default="1" w:styleId="Normal">
     <w:name w:val="Normal"/>
     <w:qFormat/>
   </w:style>
@@ -2597,12 +3275,13 @@
       <w:color w:val="666666"/>
     </w:rPr>
   </w:style>
-  <w:style w:type="character" w:styleId="DefaultParagraphFont" w:default="1">
+  <w:style w:type="character" w:default="1" w:styleId="DefaultParagraphFont">
     <w:name w:val="Default Paragraph Font"/>
     <w:uiPriority w:val="1"/>
+    <w:semiHidden/>
     <w:unhideWhenUsed/>
   </w:style>
-  <w:style w:type="table" w:styleId="TableNormal" w:default="1">
+  <w:style w:type="table" w:default="1" w:styleId="TableNormal">
     <w:name w:val="Normal Table"/>
     <w:uiPriority w:val="99"/>
     <w:semiHidden/>
@@ -2617,13 +3296,13 @@
       </w:tblCellMar>
     </w:tblPr>
   </w:style>
-  <w:style w:type="numbering" w:styleId="NoList" w:default="1">
+  <w:style w:type="numbering" w:default="1" w:styleId="NoList">
     <w:name w:val="No List"/>
     <w:uiPriority w:val="99"/>
     <w:semiHidden/>
     <w:unhideWhenUsed/>
   </w:style>
-  <w:style w:type="table" w:styleId="TableNormal0" w:customStyle="1">
+  <w:style w:type="table" w:customStyle="1" w:styleId="TableNormal0">
     <w:name w:val="TableNormal"/>
     <w:tblPr>
       <w:tblCellMar>
@@ -2991,6 +3670,27 @@
 </file>
 
 <file path=customXml/item1.xml><?xml version="1.0" encoding="utf-8"?>
+<?mso-contentType ?>
+<FormTemplates xmlns="http://schemas.microsoft.com/sharepoint/v3/contenttype/forms">
+  <Display>DocumentLibraryForm</Display>
+  <Edit>DocumentLibraryForm</Edit>
+  <New>DocumentLibraryForm</New>
+</FormTemplates>
+</file>
+
+<file path=customXml/item2.xml><?xml version="1.0" encoding="utf-8"?>
+<p:properties xmlns:p="http://schemas.microsoft.com/office/2006/metadata/properties" xmlns:xsi="http://www.w3.org/2001/XMLSchema-instance" xmlns:pc="http://schemas.microsoft.com/office/infopath/2007/PartnerControls">
+  <documentManagement>
+    <TaxCatchAll xmlns="2328de6e-26ff-4aa5-b133-9dbcc76b6e18" xsi:nil="true"/>
+    <ReferenceId xmlns="6d66e719-47f5-44e0-b1f7-be6d3f7a44cb" xsi:nil="true"/>
+    <lcf76f155ced4ddcb4097134ff3c332f xmlns="6d66e719-47f5-44e0-b1f7-be6d3f7a44cb">
+      <Terms xmlns="http://schemas.microsoft.com/office/infopath/2007/PartnerControls"/>
+    </lcf76f155ced4ddcb4097134ff3c332f>
+  </documentManagement>
+</p:properties>
+</file>
+
+<file path=customXml/item3.xml><?xml version="1.0" encoding="utf-8"?>
 <ct:contentTypeSchema xmlns:ct="http://schemas.microsoft.com/office/2006/metadata/contentType" xmlns:ma="http://schemas.microsoft.com/office/2006/metadata/properties/metaAttributes" ct:_="" ma:_="" ma:contentTypeName="Document" ma:contentTypeID="0x010100993B882C6B511F4894D97407B8F0F0B0" ma:contentTypeVersion="13" ma:contentTypeDescription="Create a new document." ma:contentTypeScope="" ma:versionID="523f85f9031552aa27e2962b93425ee8">
   <xsd:schema xmlns:xsd="http://www.w3.org/2001/XMLSchema" xmlns:xs="http://www.w3.org/2001/XMLSchema" xmlns:p="http://schemas.microsoft.com/office/2006/metadata/properties" xmlns:ns2="6d66e719-47f5-44e0-b1f7-be6d3f7a44cb" xmlns:ns3="2328de6e-26ff-4aa5-b133-9dbcc76b6e18" targetNamespace="http://schemas.microsoft.com/office/2006/metadata/properties" ma:root="true" ma:fieldsID="537eddaea34eed2dffe45bc93459365c" ns2:_="" ns3:_="">
     <xsd:import namespace="6d66e719-47f5-44e0-b1f7-be6d3f7a44cb"/>
@@ -3197,35 +3897,36 @@
 </ct:contentTypeSchema>
 </file>
 
-<file path=customXml/item2.xml><?xml version="1.0" encoding="utf-8"?>
-<?mso-contentType ?>
-<FormTemplates xmlns="http://schemas.microsoft.com/sharepoint/v3/contenttype/forms">
-  <Display>DocumentLibraryForm</Display>
-  <Edit>DocumentLibraryForm</Edit>
-  <New>DocumentLibraryForm</New>
-</FormTemplates>
-</file>
-
-<file path=customXml/item3.xml><?xml version="1.0" encoding="utf-8"?>
-<p:properties xmlns:p="http://schemas.microsoft.com/office/2006/metadata/properties" xmlns:xsi="http://www.w3.org/2001/XMLSchema-instance" xmlns:pc="http://schemas.microsoft.com/office/infopath/2007/PartnerControls">
-  <documentManagement>
-    <TaxCatchAll xmlns="2328de6e-26ff-4aa5-b133-9dbcc76b6e18" xsi:nil="true"/>
-    <ReferenceId xmlns="6d66e719-47f5-44e0-b1f7-be6d3f7a44cb" xsi:nil="true"/>
-    <lcf76f155ced4ddcb4097134ff3c332f xmlns="6d66e719-47f5-44e0-b1f7-be6d3f7a44cb">
-      <Terms xmlns="http://schemas.microsoft.com/office/infopath/2007/PartnerControls"/>
-    </lcf76f155ced4ddcb4097134ff3c332f>
-  </documentManagement>
-</p:properties>
-</file>
-
 <file path=customXml/itemProps1.xml><?xml version="1.0" encoding="utf-8"?>
-<ds:datastoreItem xmlns:ds="http://schemas.openxmlformats.org/officeDocument/2006/customXml" ds:itemID="{67C381B4-8C66-4DFF-8A16-5D47855BF4F0}"/>
+<ds:datastoreItem xmlns:ds="http://schemas.openxmlformats.org/officeDocument/2006/customXml" ds:itemID="{08C87922-F371-40C2-A72E-4DE6AF9FD15F}">
+  <ds:schemaRefs>
+    <ds:schemaRef ds:uri="http://schemas.microsoft.com/sharepoint/v3/contenttype/forms"/>
+  </ds:schemaRefs>
+</ds:datastoreItem>
 </file>
 
 <file path=customXml/itemProps2.xml><?xml version="1.0" encoding="utf-8"?>
-<ds:datastoreItem xmlns:ds="http://schemas.openxmlformats.org/officeDocument/2006/customXml" ds:itemID="{08C87922-F371-40C2-A72E-4DE6AF9FD15F}"/>
+<ds:datastoreItem xmlns:ds="http://schemas.openxmlformats.org/officeDocument/2006/customXml" ds:itemID="{42175A2C-A553-4501-87ED-898596976037}">
+  <ds:schemaRefs>
+    <ds:schemaRef ds:uri="http://schemas.microsoft.com/office/2006/metadata/properties"/>
+    <ds:schemaRef ds:uri="http://www.w3.org/2000/xmlns/"/>
+    <ds:schemaRef ds:uri="2328de6e-26ff-4aa5-b133-9dbcc76b6e18"/>
+    <ds:schemaRef ds:uri="http://www.w3.org/2001/XMLSchema-instance"/>
+    <ds:schemaRef ds:uri="6d66e719-47f5-44e0-b1f7-be6d3f7a44cb"/>
+    <ds:schemaRef ds:uri="http://schemas.microsoft.com/office/infopath/2007/PartnerControls"/>
+  </ds:schemaRefs>
+</ds:datastoreItem>
 </file>
 
 <file path=customXml/itemProps3.xml><?xml version="1.0" encoding="utf-8"?>
-<ds:datastoreItem xmlns:ds="http://schemas.openxmlformats.org/officeDocument/2006/customXml" ds:itemID="{42175A2C-A553-4501-87ED-898596976037}"/>
+<ds:datastoreItem xmlns:ds="http://schemas.openxmlformats.org/officeDocument/2006/customXml" ds:itemID="{67C381B4-8C66-4DFF-8A16-5D47855BF4F0}">
+  <ds:schemaRefs>
+    <ds:schemaRef ds:uri="http://schemas.microsoft.com/office/2006/metadata/contentType"/>
+    <ds:schemaRef ds:uri="http://schemas.microsoft.com/office/2006/metadata/properties/metaAttributes"/>
+    <ds:schemaRef ds:uri="http://www.w3.org/2000/xmlns/"/>
+    <ds:schemaRef ds:uri="http://www.w3.org/2001/XMLSchema"/>
+    <ds:schemaRef ds:uri="6d66e719-47f5-44e0-b1f7-be6d3f7a44cb"/>
+    <ds:schemaRef ds:uri="2328de6e-26ff-4aa5-b133-9dbcc76b6e18"/>
+  </ds:schemaRefs>
+</ds:datastoreItem>
 </file>